--- a/assets/doc/CV_Jhonito.docx
+++ b/assets/doc/CV_Jhonito.docx
@@ -754,7 +754,7 @@
           <w:sz w:val="21"/>
           <w:szCs w:val="21"/>
         </w:rPr>
-        <w:t>Tantsaha</w:t>
+        <w:t>TwentyOneGarage</w:t>
       </w:r>
       <w:proofErr w:type="spellEnd"/>
       <w:r>
@@ -764,36 +764,7 @@
           <w:sz w:val="21"/>
           <w:szCs w:val="21"/>
         </w:rPr>
-        <w:t xml:space="preserve"> </w:t>
-      </w:r>
-      <w:proofErr w:type="spellStart"/>
-      <w:r>
-        <w:rPr>
-          <w:b/>
-          <w:bCs/>
-          <w:sz w:val="21"/>
-          <w:szCs w:val="21"/>
-        </w:rPr>
-        <w:t>Connect</w:t>
-      </w:r>
-      <w:proofErr w:type="spellEnd"/>
-      <w:r>
-        <w:rPr>
-          <w:b/>
-          <w:bCs/>
-          <w:sz w:val="21"/>
-          <w:szCs w:val="21"/>
-        </w:rPr>
-        <w:t xml:space="preserve"> —</w:t>
-      </w:r>
-      <w:r>
-        <w:rPr>
-          <w:b/>
-          <w:bCs/>
-          <w:sz w:val="21"/>
-          <w:szCs w:val="21"/>
-        </w:rPr>
-        <w:t xml:space="preserve"> Plateforme numérique de gestion agricole</w:t>
+        <w:t xml:space="preserve"> — Application de gestion de garage automobile</w:t>
       </w:r>
       <w:r>
         <w:rPr>
@@ -802,14 +773,7 @@
           <w:color w:val="555555"/>
         </w:rPr>
         <w:tab/>
-      </w:r>
-      <w:r>
-        <w:rPr>
-          <w:i/>
-          <w:iCs/>
-          <w:color w:val="555555"/>
-        </w:rPr>
-        <w:t>Décembre 2025</w:t>
+        <w:t>Mai 2026</w:t>
       </w:r>
     </w:p>
     <w:p>
@@ -837,7 +801,7 @@
       </w:r>
       <w:proofErr w:type="spellEnd"/>
       <w:r>
-        <w:t xml:space="preserve"> Native, Node.js, API, REST, MySQL.</w:t>
+        <w:t xml:space="preserve"> Native, Node.js, Express.js, MySQL, JavaScript, Electron.js</w:t>
       </w:r>
     </w:p>
     <w:p>
@@ -849,13 +813,8 @@
         </w:numPr>
         <w:spacing w:after="40"/>
       </w:pPr>
-      <w:proofErr w:type="spellStart"/>
-      <w:r>
-        <w:t>Dévelopement</w:t>
-      </w:r>
-      <w:proofErr w:type="spellEnd"/>
-      <w:r>
-        <w:t xml:space="preserve"> d’une solution web et mobile destinés aux agriculteurs malagasy, centralisant la météo, le journal de culture, les alertes et les conseils agricoles pour optimiser la gestion quotidienne des activités agricoles, même en zone rurale à connectivité limitée.</w:t>
+      <w:r>
+        <w:t>Conception et développement d'une application web et desktop pour digitaliser la gestion d'un garage : clients et véhicules, suivi des interventions, rendez-vous, facturation et stock de pièces détachées.</w:t>
       </w:r>
     </w:p>
     <w:p>
@@ -884,10 +843,7 @@
         <w:t xml:space="preserve">Compétences : </w:t>
       </w:r>
       <w:r>
-        <w:t>dé</w:t>
-      </w:r>
-      <w:r>
-        <w:t>veloppement full-</w:t>
+        <w:t>développement full-</w:t>
       </w:r>
       <w:proofErr w:type="spellStart"/>
       <w:r>
@@ -895,7 +851,7 @@
       </w:r>
       <w:proofErr w:type="spellEnd"/>
       <w:r>
-        <w:t>, mobile et conception d’API REST.</w:t>
+        <w:t>, conception de bases de données relationnelles, création d’API REST.</w:t>
       </w:r>
     </w:p>
     <w:p>
@@ -913,7 +869,7 @@
           <w:sz w:val="21"/>
           <w:szCs w:val="21"/>
         </w:rPr>
-        <w:t>TwentyOneGarage</w:t>
+        <w:t>Tantsaha</w:t>
       </w:r>
       <w:proofErr w:type="spellEnd"/>
       <w:r>
@@ -923,7 +879,36 @@
           <w:sz w:val="21"/>
           <w:szCs w:val="21"/>
         </w:rPr>
-        <w:t xml:space="preserve"> — Application de gestion de garage automobile</w:t>
+        <w:t xml:space="preserve"> </w:t>
+      </w:r>
+      <w:proofErr w:type="spellStart"/>
+      <w:r>
+        <w:rPr>
+          <w:b/>
+          <w:bCs/>
+          <w:sz w:val="21"/>
+          <w:szCs w:val="21"/>
+        </w:rPr>
+        <w:t>Connect</w:t>
+      </w:r>
+      <w:proofErr w:type="spellEnd"/>
+      <w:r>
+        <w:rPr>
+          <w:b/>
+          <w:bCs/>
+          <w:sz w:val="21"/>
+          <w:szCs w:val="21"/>
+        </w:rPr>
+        <w:t xml:space="preserve"> —</w:t>
+      </w:r>
+      <w:r>
+        <w:rPr>
+          <w:b/>
+          <w:bCs/>
+          <w:sz w:val="21"/>
+          <w:szCs w:val="21"/>
+        </w:rPr>
+        <w:t xml:space="preserve"> Plateforme numérique de gestion agricole</w:t>
       </w:r>
       <w:r>
         <w:rPr>
@@ -932,7 +917,24 @@
           <w:color w:val="555555"/>
         </w:rPr>
         <w:tab/>
-        <w:t>Mai 2026</w:t>
+      </w:r>
+      <w:r>
+        <w:rPr>
+          <w:i/>
+          <w:iCs/>
+          <w:color w:val="555555"/>
+        </w:rPr>
+        <w:t xml:space="preserve">Janvier </w:t>
+      </w:r>
+      <w:bookmarkStart w:id="0" w:name="_GoBack"/>
+      <w:bookmarkEnd w:id="0"/>
+      <w:r>
+        <w:rPr>
+          <w:i/>
+          <w:iCs/>
+          <w:color w:val="555555"/>
+        </w:rPr>
+        <w:t>2026</w:t>
       </w:r>
     </w:p>
     <w:p>
@@ -960,7 +962,7 @@
       </w:r>
       <w:proofErr w:type="spellEnd"/>
       <w:r>
-        <w:t xml:space="preserve"> Native, Node.js, Express.js, MySQL, JavaScript, Electron.js</w:t>
+        <w:t xml:space="preserve"> Native, Node.js, API, REST, MySQL.</w:t>
       </w:r>
     </w:p>
     <w:p>
@@ -972,14 +974,79 @@
         </w:numPr>
         <w:spacing w:after="40"/>
       </w:pPr>
-      <w:r>
-        <w:t xml:space="preserve">Conception et développement d'une application web et </w:t>
-      </w:r>
-      <w:r>
-        <w:t>desktop</w:t>
-      </w:r>
-      <w:r>
-        <w:t xml:space="preserve"> pour digitaliser la gestion d'un garage : clients et véhicules, suivi des interventions, rendez-vous, facturation et stock de pièces détachées.</w:t>
+      <w:proofErr w:type="spellStart"/>
+      <w:r>
+        <w:t>Dévelopement</w:t>
+      </w:r>
+      <w:proofErr w:type="spellEnd"/>
+      <w:r>
+        <w:t xml:space="preserve"> d’une solution web et mobile destinés aux agriculteurs malagasy, centralisant la météo, le journal de culture, les alertes et les conseils agricoles pour optimiser la gestion quotidienne des activités agricoles, même en zone rurale à connectivité limitée.</w:t>
+      </w:r>
+    </w:p>
+    <w:p>
+      <w:pPr>
+        <w:pStyle w:val="Paragraphedeliste"/>
+        <w:numPr>
+          <w:ilvl w:val="0"/>
+          <w:numId w:val="2"/>
+        </w:numPr>
+        <w:tabs>
+          <w:tab w:val="right" w:pos="10206"/>
+        </w:tabs>
+        <w:spacing w:before="100" w:after="40"/>
+        <w:rPr>
+          <w:b/>
+          <w:bCs/>
+          <w:sz w:val="21"/>
+          <w:szCs w:val="21"/>
+        </w:rPr>
+      </w:pPr>
+      <w:r>
+        <w:rPr>
+          <w:b/>
+          <w:bCs/>
+        </w:rPr>
+        <w:t xml:space="preserve">Compétences : </w:t>
+      </w:r>
+      <w:r>
+        <w:t>dé</w:t>
+      </w:r>
+      <w:r>
+        <w:t>veloppement full-</w:t>
+      </w:r>
+      <w:proofErr w:type="spellStart"/>
+      <w:r>
+        <w:t>stack</w:t>
+      </w:r>
+      <w:proofErr w:type="spellEnd"/>
+      <w:r>
+        <w:t>, mobile et conception d’API REST.</w:t>
+      </w:r>
+    </w:p>
+    <w:p>
+      <w:pPr>
+        <w:tabs>
+          <w:tab w:val="right" w:pos="10206"/>
+        </w:tabs>
+        <w:spacing w:before="100" w:after="40"/>
+      </w:pPr>
+      <w:r>
+        <w:rPr>
+          <w:b/>
+          <w:bCs/>
+          <w:sz w:val="21"/>
+          <w:szCs w:val="21"/>
+        </w:rPr>
+        <w:t>Agenda Personnel — Application de gestion du temps</w:t>
+      </w:r>
+      <w:r>
+        <w:rPr>
+          <w:i/>
+          <w:iCs/>
+          <w:color w:val="555555"/>
+        </w:rPr>
+        <w:tab/>
+        <w:t>Juillet 2025</w:t>
       </w:r>
     </w:p>
     <w:p>
@@ -996,45 +1063,16 @@
           <w:b/>
           <w:bCs/>
         </w:rPr>
-        <w:t xml:space="preserve">Compétences : </w:t>
-      </w:r>
-      <w:r>
-        <w:t>développement full-</w:t>
-      </w:r>
-      <w:proofErr w:type="spellStart"/>
-      <w:r>
-        <w:t>stack</w:t>
-      </w:r>
-      <w:proofErr w:type="spellEnd"/>
-      <w:r>
-        <w:t>, conception de bases de données relationnelles, création d’API REST.</w:t>
-      </w:r>
-    </w:p>
-    <w:p>
-      <w:pPr>
-        <w:tabs>
-          <w:tab w:val="right" w:pos="10206"/>
-        </w:tabs>
-        <w:spacing w:before="100" w:after="40"/>
-      </w:pPr>
-      <w:r>
-        <w:rPr>
-          <w:b/>
-          <w:bCs/>
-          <w:sz w:val="21"/>
-          <w:szCs w:val="21"/>
-        </w:rPr>
-        <w:t>Agenda Personnel — Application de gestion du temps</w:t>
-      </w:r>
-      <w:r>
-        <w:rPr>
-          <w:i/>
-          <w:iCs/>
-          <w:color w:val="555555"/>
-        </w:rPr>
-        <w:tab/>
-        <w:t>Juillet 2025</w:t>
-      </w:r>
+        <w:t xml:space="preserve">Technologies : </w:t>
+      </w:r>
+      <w:r>
+        <w:t xml:space="preserve">PHP, MySQL, JavaScript, HTML5, CSS3, </w:t>
+      </w:r>
+      <w:proofErr w:type="spellStart"/>
+      <w:r>
+        <w:t>Bootstrap</w:t>
+      </w:r>
+      <w:proofErr w:type="spellEnd"/>
     </w:p>
     <w:p>
       <w:pPr>
@@ -1046,20 +1084,8 @@
         <w:spacing w:after="40"/>
       </w:pPr>
       <w:r>
-        <w:rPr>
-          <w:b/>
-          <w:bCs/>
-        </w:rPr>
-        <w:t xml:space="preserve">Technologies : </w:t>
-      </w:r>
-      <w:r>
-        <w:t xml:space="preserve">PHP, MySQL, JavaScript, HTML5, CSS3, </w:t>
-      </w:r>
-      <w:proofErr w:type="spellStart"/>
-      <w:r>
-        <w:t>Bootstrap</w:t>
-      </w:r>
-      <w:proofErr w:type="spellEnd"/>
+        <w:t>Application web d'organisation quotidienne : gestion des tâches, priorités, catégories et emploi du temps, avec comptes utilisateurs et personnalisation de l'interface.</w:t>
+      </w:r>
     </w:p>
     <w:p>
       <w:pPr>
@@ -1071,7 +1097,28 @@
         <w:spacing w:after="40"/>
       </w:pPr>
       <w:r>
-        <w:t>Application web d'organisation quotidienne : gestion des tâches, priorités, catégories et emploi du temps, avec comptes utilisateurs et personnalisation de l'interface.</w:t>
+        <w:rPr>
+          <w:b/>
+          <w:bCs/>
+        </w:rPr>
+        <w:t xml:space="preserve">Compétences : </w:t>
+      </w:r>
+      <w:r>
+        <w:t>développement web, programmation PHP, MySQL, architecture MVC.</w:t>
+      </w:r>
+    </w:p>
+    <w:p>
+      <w:pPr>
+        <w:spacing w:before="100" w:after="40"/>
+      </w:pPr>
+      <w:r>
+        <w:rPr>
+          <w:b/>
+          <w:bCs/>
+          <w:sz w:val="21"/>
+          <w:szCs w:val="21"/>
+        </w:rPr>
+        <w:t>Autres projets personnels :</w:t>
       </w:r>
     </w:p>
     <w:p>
@@ -1083,40 +1130,6 @@
         </w:numPr>
         <w:spacing w:after="40"/>
       </w:pPr>
-      <w:r>
-        <w:rPr>
-          <w:b/>
-          <w:bCs/>
-        </w:rPr>
-        <w:t xml:space="preserve">Compétences : </w:t>
-      </w:r>
-      <w:r>
-        <w:t>développement web, programmation PHP, MySQL, architecture MVC.</w:t>
-      </w:r>
-    </w:p>
-    <w:p>
-      <w:pPr>
-        <w:spacing w:before="100" w:after="40"/>
-      </w:pPr>
-      <w:r>
-        <w:rPr>
-          <w:b/>
-          <w:bCs/>
-          <w:sz w:val="21"/>
-          <w:szCs w:val="21"/>
-        </w:rPr>
-        <w:t>Autres projets personnels :</w:t>
-      </w:r>
-    </w:p>
-    <w:p>
-      <w:pPr>
-        <w:pStyle w:val="Paragraphedeliste"/>
-        <w:numPr>
-          <w:ilvl w:val="0"/>
-          <w:numId w:val="2"/>
-        </w:numPr>
-        <w:spacing w:after="40"/>
-      </w:pPr>
       <w:proofErr w:type="spellStart"/>
       <w:r>
         <w:rPr>
@@ -1345,8 +1358,6 @@
         </w:rPr>
         <w:t>LANGUES</w:t>
       </w:r>
-      <w:bookmarkStart w:id="0" w:name="_GoBack"/>
-      <w:bookmarkEnd w:id="0"/>
     </w:p>
     <w:p>
       <w:r>
@@ -1481,7 +1492,7 @@
   <w:abstractNum w:abstractNumId="1">
     <w:nsid w:val="504C3965"/>
     <w:multiLevelType w:val="hybridMultilevel"/>
-    <w:tmpl w:val="A8787752"/>
+    <w:tmpl w:val="D0980130"/>
     <w:lvl w:ilvl="0" w:tplc="327AFD8A">
       <w:start w:val="1"/>
       <w:numFmt w:val="bullet"/>
